--- a/cf/jm/u/files/u027.docx
+++ b/cf/jm/u/files/u027.docx
@@ -20,7 +20,7 @@
     </w:p>
     <w:p>
       <w:r>
-        <w:t>請針對每個題目，把答案填在「回答：」後面（越具體越好）；填好後請放回您的部門資料夾即可，不需回信。</w:t>
+        <w:t>這份問卷是想更了解您的實際作業，好把您的 AI 助理做得更貼近需求。第一部分請把答案填在「回答：」後面（越具體越好）；第二部分只是先讓您了解，之後用的時候再一起調整，不用現在填。填好後放回您的部門資料夾即可，不需回信。</w:t>
       </w:r>
     </w:p>
     <w:p>
@@ -32,8 +32,16 @@
       </w:r>
     </w:p>
     <w:p>
+      <w:pPr>
+        <w:pStyle w:val="Heading2"/>
+      </w:pPr>
       <w:r>
-        <w:t>1. 卡關表單怎麼盤點——博格系統能匯出「卡在某關卡」的表單清單嗎？含原簽核人資訊嗎？</w:t>
+        <w:t>一、請您提供或確認的事情</w:t>
+      </w:r>
+    </w:p>
+    <w:p>
+      <w:r>
+        <w:t>1. 組織異動（有人離職、轉調）後，博格系統簽核卡住的表單，你要 AI 幫你整理成「該改派給誰」的待處理清單嗎？先講清楚痛點。</w:t>
       </w:r>
     </w:p>
     <w:p>
@@ -43,7 +51,7 @@
     </w:p>
     <w:p>
       <w:r>
-        <w:t>2. 組織異動資料（誰接誰的職務/簽核權責）從 HR 或哪裡取得？格式是否結構化？</w:t>
+        <w:t>2. 卡關表單清單怎麼從博格系統匯出？（表單號、卡在哪一關、原本要簽的人）先給範例。</w:t>
       </w:r>
     </w:p>
     <w:p>
@@ -53,7 +61,7 @@
     </w:p>
     <w:p>
       <w:r>
-        <w:t>3. 對照鍵用什麼——原簽核人、原職務、還是關卡名稱？會不會一人多角色？</w:t>
+        <w:t>3. 組織異動後「原本的人→現在誰接手」的對照表給我，這是判斷改派給誰的依據。</w:t>
       </w:r>
     </w:p>
     <w:p>
@@ -63,7 +71,7 @@
     </w:p>
     <w:p>
       <w:r>
-        <w:t>4. 遇到「原簽核人離職且尚未指定接手」（待補）的情況怎麼標示、給誰處理？</w:t>
+        <w:t>4. 盡量用「職務對簽核關卡」來對，而不是用個人名字，這樣人一動就不會亂掉，這份規則有沒有？</w:t>
       </w:r>
     </w:p>
     <w:p>
@@ -73,7 +81,7 @@
     </w:p>
     <w:p>
       <w:r>
-        <w:t>5. 產出的是「待處理清單＋改派建議」，實際在博格改派/重設流程由工程師操作，這個分工確認嗎？</w:t>
+        <w:t>5. 遇到接手的人不明確（權責未定），是不是標「待主管裁示」、不亂派？</w:t>
       </w:r>
     </w:p>
     <w:p>
@@ -83,12 +91,45 @@
     </w:p>
     <w:p>
       <w:r>
-        <w:t>6. 待處理清單要含哪些欄位（表單號、卡關關卡、建議新簽核人、依據）？</w:t>
+        <w:t>6. 整理好的清單要給誰？實際在博格系統改派、重設流程是不是還是工程師操作、AI 不能代做？</w:t>
       </w:r>
     </w:p>
     <w:p>
       <w:r>
         <w:t>回答：</w:t>
+      </w:r>
+    </w:p>
+    <w:p>
+      <w:pPr>
+        <w:pStyle w:val="Heading2"/>
+      </w:pPr>
+      <w:r>
+        <w:t>二、要用了之後、跟 AI 一起調整的事情（先了解即可，不用現在填）</w:t>
+      </w:r>
+    </w:p>
+    <w:p>
+      <w:r>
+        <w:t>• 上線先拿幾張真實卡關表單試跑，核對它判的「是否已異動、該改派給誰」對不對，錯的回饋讓它修。</w:t>
+      </w:r>
+    </w:p>
+    <w:p>
+      <w:r>
+        <w:t>• 接手關係不明的它會標「待主管裁示」而不亂派，這點很重要，發現它亂派一定糾正（零容忍）。</w:t>
+      </w:r>
+    </w:p>
+    <w:p>
+      <w:r>
+        <w:t>• 它只出待處理清單和改派建議，實際改派、重設流程都還是工程師在系統上做。</w:t>
+      </w:r>
+    </w:p>
+    <w:p>
+      <w:r>
+        <w:t>• 把組織對照表維護到最新，它才對得準；每次組織一動就記得更新這份。</w:t>
+      </w:r>
+    </w:p>
+    <w:p>
+      <w:r>
+        <w:t>• 覺得待處理清單的欄位或處理方式分類要調，直接說，它會照你要的改。</w:t>
       </w:r>
     </w:p>
     <w:p/>
